--- a/jeecg-boot/jeecg-module-system/jeecg-system-start/src/main/resources/template/export_template_PT.docx
+++ b/jeecg-boot/jeecg-module-system/jeecg-system-start/src/main/resources/template/export_template_PT.docx
@@ -48,7 +48,20 @@
           <w:szCs w:val="24"/>
           <w:u w:val="single"/>
         </w:rPr>
-        <w:t>________　</w:t>
+        <w:t>___</w:t>
+      </w:r>
+      <w:bookmarkStart w:id="0" w:name="应聘部门"/>
+      <w:bookmarkEnd w:id="0"/>
+      <w:r>
+        <w:rPr>
+          <w:rFonts w:hint="eastAsia" w:ascii="仿宋" w:hAnsi="仿宋" w:eastAsia="仿宋"/>
+          <w:bCs/>
+          <w:color w:val="000000"/>
+          <w:sz w:val="24"/>
+          <w:szCs w:val="24"/>
+          <w:u w:val="single"/>
+        </w:rPr>
+        <w:t>_____　</w:t>
       </w:r>
       <w:r>
         <w:rPr>
@@ -66,22 +79,24 @@
           <w:sz w:val="28"/>
           <w:szCs w:val="28"/>
         </w:rPr>
-        <w:t>：__________　</w:t>
+        <w:t>：__</w:t>
       </w:r>
+      <w:bookmarkStart w:id="31" w:name="_GoBack"/>
+      <w:bookmarkEnd w:id="31"/>
+      <w:bookmarkStart w:id="1" w:name="应聘岗位名称"/>
+      <w:bookmarkEnd w:id="1"/>
       <w:r>
         <w:rPr>
           <w:rFonts w:hint="eastAsia" w:ascii="仿宋" w:hAnsi="仿宋" w:eastAsia="仿宋"/>
-          <w:bCs/>
-          <w:color w:val="000000"/>
-          <w:sz w:val="24"/>
-          <w:szCs w:val="24"/>
+          <w:sz w:val="28"/>
+          <w:szCs w:val="28"/>
         </w:rPr>
-        <w:t>岗位类型：□科研□管理□支撑</w:t>
+        <w:t>________　</w:t>
       </w:r>
     </w:p>
     <w:tbl>
       <w:tblPr>
-        <w:tblStyle w:val="10"/>
+        <w:tblStyle w:val="11"/>
         <w:tblW w:w="9605" w:type="dxa"/>
         <w:tblInd w:w="0" w:type="dxa"/>
         <w:tblBorders>
@@ -191,7 +206,7 @@
                 <w:lang w:val="en-US" w:eastAsia="zh-CN"/>
               </w:rPr>
             </w:pPr>
-            <w:bookmarkStart w:id="0" w:name="姓名"/>
+            <w:bookmarkStart w:id="2" w:name="姓名"/>
             <w:r>
               <w:rPr>
                 <w:rFonts w:hint="eastAsia" w:ascii="仿宋" w:hAnsi="仿宋" w:eastAsia="仿宋"/>
@@ -201,7 +216,7 @@
               </w:rPr>
               <w:t>姓名</w:t>
             </w:r>
-            <w:bookmarkEnd w:id="0"/>
+            <w:bookmarkEnd w:id="2"/>
           </w:p>
         </w:tc>
         <w:tc>
@@ -247,7 +262,7 @@
                 <w:lang w:val="en-US" w:eastAsia="zh-CN"/>
               </w:rPr>
             </w:pPr>
-            <w:bookmarkStart w:id="1" w:name="性别"/>
+            <w:bookmarkStart w:id="3" w:name="性别"/>
             <w:r>
               <w:rPr>
                 <w:rFonts w:hint="eastAsia" w:ascii="仿宋" w:hAnsi="仿宋" w:eastAsia="仿宋"/>
@@ -257,7 +272,7 @@
               </w:rPr>
               <w:t>性别</w:t>
             </w:r>
-            <w:bookmarkEnd w:id="1"/>
+            <w:bookmarkEnd w:id="3"/>
           </w:p>
         </w:tc>
         <w:tc>
@@ -304,8 +319,7 @@
                 <w:lang w:val="en-US" w:eastAsia="zh-CN"/>
               </w:rPr>
             </w:pPr>
-            <w:bookmarkStart w:id="3" w:name="_GoBack"/>
-            <w:bookmarkStart w:id="2" w:name="籍贯"/>
+            <w:bookmarkStart w:id="4" w:name="籍贯"/>
             <w:r>
               <w:rPr>
                 <w:rFonts w:hint="eastAsia" w:ascii="仿宋" w:hAnsi="仿宋" w:eastAsia="仿宋"/>
@@ -315,8 +329,7 @@
               </w:rPr>
               <w:t>籍贯</w:t>
             </w:r>
-            <w:bookmarkEnd w:id="3"/>
-            <w:bookmarkEnd w:id="2"/>
+            <w:bookmarkEnd w:id="4"/>
           </w:p>
         </w:tc>
         <w:tc>
@@ -446,6 +459,18 @@
                 <w:szCs w:val="24"/>
               </w:rPr>
             </w:pPr>
+            <w:bookmarkStart w:id="5" w:name="出生年月"/>
+            <w:r>
+              <w:rPr>
+                <w:rFonts w:hint="eastAsia" w:ascii="仿宋" w:hAnsi="仿宋" w:eastAsia="仿宋"/>
+                <w:bCs/>
+                <w:color w:val="000000"/>
+                <w:sz w:val="24"/>
+                <w:szCs w:val="24"/>
+              </w:rPr>
+              <w:t>出生年月</w:t>
+            </w:r>
+            <w:bookmarkEnd w:id="5"/>
           </w:p>
         </w:tc>
         <w:tc>
@@ -502,6 +527,18 @@
                 <w:szCs w:val="24"/>
               </w:rPr>
             </w:pPr>
+            <w:bookmarkStart w:id="6" w:name="民族"/>
+            <w:r>
+              <w:rPr>
+                <w:rFonts w:hint="eastAsia" w:ascii="仿宋" w:hAnsi="仿宋" w:eastAsia="仿宋"/>
+                <w:bCs/>
+                <w:color w:val="000000"/>
+                <w:sz w:val="24"/>
+                <w:szCs w:val="24"/>
+              </w:rPr>
+              <w:t>民族</w:t>
+            </w:r>
+            <w:bookmarkEnd w:id="6"/>
           </w:p>
         </w:tc>
         <w:tc>
@@ -555,6 +592,16 @@
                 <w:szCs w:val="24"/>
               </w:rPr>
             </w:pPr>
+            <w:bookmarkStart w:id="7" w:name="身份证号"/>
+            <w:r>
+              <w:rPr>
+                <w:rFonts w:hint="eastAsia" w:ascii="仿宋" w:hAnsi="仿宋" w:eastAsia="仿宋"/>
+                <w:sz w:val="24"/>
+                <w:szCs w:val="24"/>
+              </w:rPr>
+              <w:t>身份证号</w:t>
+            </w:r>
+            <w:bookmarkEnd w:id="7"/>
           </w:p>
         </w:tc>
         <w:tc>
@@ -647,6 +694,16 @@
                 <w:szCs w:val="18"/>
               </w:rPr>
             </w:pPr>
+            <w:bookmarkStart w:id="8" w:name="政治面貌"/>
+            <w:r>
+              <w:rPr>
+                <w:rFonts w:hint="eastAsia" w:ascii="仿宋" w:hAnsi="仿宋" w:eastAsia="仿宋"/>
+                <w:sz w:val="18"/>
+                <w:szCs w:val="18"/>
+              </w:rPr>
+              <w:t>政治面貌</w:t>
+            </w:r>
+            <w:bookmarkEnd w:id="8"/>
           </w:p>
         </w:tc>
         <w:tc>
@@ -695,6 +752,16 @@
                 <w:szCs w:val="24"/>
               </w:rPr>
             </w:pPr>
+            <w:bookmarkStart w:id="9" w:name="户口所在地"/>
+            <w:r>
+              <w:rPr>
+                <w:rFonts w:hint="eastAsia" w:ascii="仿宋" w:hAnsi="仿宋" w:eastAsia="仿宋"/>
+                <w:sz w:val="24"/>
+                <w:szCs w:val="24"/>
+              </w:rPr>
+              <w:t>户口所在地</w:t>
+            </w:r>
+            <w:bookmarkEnd w:id="9"/>
           </w:p>
         </w:tc>
         <w:tc>
@@ -792,6 +859,18 @@
                 <w:szCs w:val="24"/>
               </w:rPr>
             </w:pPr>
+            <w:bookmarkStart w:id="10" w:name="是否应届毕业生"/>
+            <w:r>
+              <w:rPr>
+                <w:rFonts w:hint="eastAsia" w:ascii="仿宋" w:hAnsi="仿宋" w:eastAsia="仿宋"/>
+                <w:bCs/>
+                <w:color w:val="000000"/>
+                <w:sz w:val="24"/>
+                <w:szCs w:val="24"/>
+              </w:rPr>
+              <w:t>是否应届毕业生</w:t>
+            </w:r>
+            <w:bookmarkEnd w:id="10"/>
           </w:p>
         </w:tc>
         <w:tc>
@@ -842,6 +921,16 @@
                 <w:szCs w:val="24"/>
               </w:rPr>
             </w:pPr>
+            <w:bookmarkStart w:id="11" w:name="是否统招统分"/>
+            <w:r>
+              <w:rPr>
+                <w:rFonts w:hint="eastAsia" w:ascii="仿宋" w:hAnsi="仿宋" w:eastAsia="仿宋"/>
+                <w:sz w:val="24"/>
+                <w:szCs w:val="24"/>
+              </w:rPr>
+              <w:t>是否统招统分</w:t>
+            </w:r>
+            <w:bookmarkEnd w:id="11"/>
           </w:p>
         </w:tc>
         <w:tc>
@@ -937,6 +1026,18 @@
                 <w:szCs w:val="24"/>
               </w:rPr>
             </w:pPr>
+            <w:bookmarkStart w:id="12" w:name="毕业院校"/>
+            <w:r>
+              <w:rPr>
+                <w:rFonts w:hint="eastAsia" w:ascii="仿宋" w:hAnsi="仿宋" w:eastAsia="仿宋"/>
+                <w:bCs/>
+                <w:color w:val="000000"/>
+                <w:sz w:val="24"/>
+                <w:szCs w:val="24"/>
+              </w:rPr>
+              <w:t>毕业院校</w:t>
+            </w:r>
+            <w:bookmarkEnd w:id="12"/>
           </w:p>
         </w:tc>
         <w:tc>
@@ -987,6 +1088,16 @@
                 <w:szCs w:val="24"/>
               </w:rPr>
             </w:pPr>
+            <w:bookmarkStart w:id="13" w:name="学历"/>
+            <w:r>
+              <w:rPr>
+                <w:rFonts w:hint="eastAsia" w:ascii="仿宋" w:hAnsi="仿宋" w:eastAsia="仿宋"/>
+                <w:sz w:val="24"/>
+                <w:szCs w:val="24"/>
+              </w:rPr>
+              <w:t>学历</w:t>
+            </w:r>
+            <w:bookmarkEnd w:id="13"/>
           </w:p>
         </w:tc>
         <w:tc>
@@ -1032,6 +1143,16 @@
                 <w:szCs w:val="24"/>
               </w:rPr>
             </w:pPr>
+            <w:bookmarkStart w:id="14" w:name="学位"/>
+            <w:r>
+              <w:rPr>
+                <w:rFonts w:hint="eastAsia" w:ascii="仿宋" w:hAnsi="仿宋" w:eastAsia="仿宋"/>
+                <w:sz w:val="24"/>
+                <w:szCs w:val="24"/>
+              </w:rPr>
+              <w:t>学位</w:t>
+            </w:r>
+            <w:bookmarkEnd w:id="14"/>
           </w:p>
         </w:tc>
       </w:tr>
@@ -1097,6 +1218,16 @@
                 <w:szCs w:val="24"/>
               </w:rPr>
             </w:pPr>
+            <w:bookmarkStart w:id="15" w:name="专业"/>
+            <w:r>
+              <w:rPr>
+                <w:rFonts w:hint="eastAsia" w:ascii="仿宋" w:hAnsi="仿宋" w:eastAsia="仿宋"/>
+                <w:sz w:val="24"/>
+                <w:szCs w:val="24"/>
+              </w:rPr>
+              <w:t>专业</w:t>
+            </w:r>
+            <w:bookmarkEnd w:id="15"/>
           </w:p>
         </w:tc>
         <w:tc>
@@ -1143,6 +1274,16 @@
                 <w:szCs w:val="24"/>
               </w:rPr>
             </w:pPr>
+            <w:bookmarkStart w:id="16" w:name="毕业时间"/>
+            <w:r>
+              <w:rPr>
+                <w:rFonts w:hint="eastAsia" w:ascii="仿宋" w:hAnsi="仿宋" w:eastAsia="仿宋"/>
+                <w:sz w:val="24"/>
+                <w:szCs w:val="24"/>
+              </w:rPr>
+              <w:t>毕业时间</w:t>
+            </w:r>
+            <w:bookmarkEnd w:id="16"/>
           </w:p>
         </w:tc>
         <w:tc>
@@ -1189,6 +1330,16 @@
                 <w:szCs w:val="24"/>
               </w:rPr>
             </w:pPr>
+            <w:bookmarkStart w:id="17" w:name="参加工作时间"/>
+            <w:r>
+              <w:rPr>
+                <w:rFonts w:hint="eastAsia" w:ascii="仿宋" w:hAnsi="仿宋" w:eastAsia="仿宋"/>
+                <w:sz w:val="24"/>
+                <w:szCs w:val="24"/>
+              </w:rPr>
+              <w:t>参加工作时间</w:t>
+            </w:r>
+            <w:bookmarkEnd w:id="17"/>
           </w:p>
         </w:tc>
       </w:tr>
@@ -1266,6 +1417,18 @@
                 <w:szCs w:val="24"/>
               </w:rPr>
             </w:pPr>
+            <w:bookmarkStart w:id="18" w:name="目前工作单位"/>
+            <w:r>
+              <w:rPr>
+                <w:rFonts w:hint="eastAsia" w:ascii="仿宋" w:hAnsi="仿宋" w:eastAsia="仿宋"/>
+                <w:bCs/>
+                <w:color w:val="000000"/>
+                <w:sz w:val="24"/>
+                <w:szCs w:val="24"/>
+              </w:rPr>
+              <w:t>目前工作单位</w:t>
+            </w:r>
+            <w:bookmarkEnd w:id="18"/>
             <w:r>
               <w:rPr>
                 <w:rFonts w:hint="eastAsia" w:ascii="仿宋" w:hAnsi="仿宋" w:eastAsia="仿宋"/>
@@ -1332,6 +1495,18 @@
                 <w:szCs w:val="24"/>
               </w:rPr>
             </w:pPr>
+            <w:bookmarkStart w:id="19" w:name="档案所在单位"/>
+            <w:r>
+              <w:rPr>
+                <w:rFonts w:hint="eastAsia" w:ascii="仿宋" w:hAnsi="仿宋" w:eastAsia="仿宋"/>
+                <w:bCs/>
+                <w:color w:val="000000"/>
+                <w:sz w:val="24"/>
+                <w:szCs w:val="24"/>
+              </w:rPr>
+              <w:t>档案所在单位</w:t>
+            </w:r>
+            <w:bookmarkEnd w:id="19"/>
           </w:p>
         </w:tc>
       </w:tr>
@@ -1430,7 +1605,31 @@
                 <w:sz w:val="24"/>
                 <w:szCs w:val="24"/>
               </w:rPr>
-              <w:t>　　　　年　月</w:t>
+              <w:t>　　　</w:t>
+            </w:r>
+            <w:bookmarkStart w:id="20" w:name="任职时间年"/>
+            <w:bookmarkEnd w:id="20"/>
+            <w:r>
+              <w:rPr>
+                <w:rFonts w:hint="eastAsia" w:ascii="仿宋" w:hAnsi="仿宋" w:eastAsia="仿宋"/>
+                <w:bCs/>
+                <w:color w:val="000000"/>
+                <w:sz w:val="24"/>
+                <w:szCs w:val="24"/>
+              </w:rPr>
+              <w:t>　年　</w:t>
+            </w:r>
+            <w:bookmarkStart w:id="21" w:name="任职时间月"/>
+            <w:bookmarkEnd w:id="21"/>
+            <w:r>
+              <w:rPr>
+                <w:rFonts w:hint="eastAsia" w:ascii="仿宋" w:hAnsi="仿宋" w:eastAsia="仿宋"/>
+                <w:bCs/>
+                <w:color w:val="000000"/>
+                <w:sz w:val="24"/>
+                <w:szCs w:val="24"/>
+              </w:rPr>
+              <w:t>月</w:t>
             </w:r>
           </w:p>
         </w:tc>
@@ -1524,7 +1723,27 @@
                 <w:sz w:val="24"/>
                 <w:szCs w:val="24"/>
               </w:rPr>
-              <w:t>　　　　　　年　月</w:t>
+              <w:t>　　　　　　</w:t>
+            </w:r>
+            <w:bookmarkStart w:id="22" w:name="聘任时间年"/>
+            <w:bookmarkEnd w:id="22"/>
+            <w:r>
+              <w:rPr>
+                <w:rFonts w:hint="eastAsia" w:ascii="仿宋" w:hAnsi="仿宋" w:eastAsia="仿宋"/>
+                <w:sz w:val="24"/>
+                <w:szCs w:val="24"/>
+              </w:rPr>
+              <w:t>年　</w:t>
+            </w:r>
+            <w:bookmarkStart w:id="23" w:name="聘任时间月"/>
+            <w:bookmarkEnd w:id="23"/>
+            <w:r>
+              <w:rPr>
+                <w:rFonts w:hint="eastAsia" w:ascii="仿宋" w:hAnsi="仿宋" w:eastAsia="仿宋"/>
+                <w:sz w:val="24"/>
+                <w:szCs w:val="24"/>
+              </w:rPr>
+              <w:t>月</w:t>
             </w:r>
           </w:p>
         </w:tc>
@@ -1827,6 +2046,8 @@
                 <w:szCs w:val="24"/>
               </w:rPr>
             </w:pPr>
+            <w:bookmarkStart w:id="24" w:name="学习经历"/>
+            <w:bookmarkEnd w:id="24"/>
           </w:p>
           <w:p>
             <w:pPr>
@@ -1978,6 +2199,8 @@
                 <w:szCs w:val="24"/>
               </w:rPr>
             </w:pPr>
+            <w:bookmarkStart w:id="25" w:name="工作主要业绩"/>
+            <w:bookmarkEnd w:id="25"/>
           </w:p>
           <w:p>
             <w:pPr>
@@ -2112,6 +2335,8 @@
                 <w:szCs w:val="21"/>
               </w:rPr>
             </w:pPr>
+            <w:bookmarkStart w:id="26" w:name="研究方向与专长"/>
+            <w:bookmarkEnd w:id="26"/>
           </w:p>
         </w:tc>
       </w:tr>
@@ -2171,6 +2396,8 @@
                 <w:sz w:val="24"/>
               </w:rPr>
             </w:pPr>
+            <w:bookmarkStart w:id="27" w:name="承担科研管理工作情况"/>
+            <w:bookmarkEnd w:id="27"/>
           </w:p>
           <w:p>
             <w:pPr>
@@ -2291,6 +2518,8 @@
                 <w:szCs w:val="21"/>
               </w:rPr>
             </w:pPr>
+            <w:bookmarkStart w:id="28" w:name="获科技奖情况"/>
+            <w:bookmarkEnd w:id="28"/>
           </w:p>
           <w:p>
             <w:pPr>
@@ -2400,6 +2629,8 @@
                 <w:sz w:val="24"/>
               </w:rPr>
             </w:pPr>
+            <w:bookmarkStart w:id="29" w:name="获荣誉奖情况"/>
+            <w:bookmarkEnd w:id="29"/>
           </w:p>
           <w:p>
             <w:pPr>
@@ -2572,6 +2803,8 @@
                 <w:sz w:val="24"/>
               </w:rPr>
             </w:pPr>
+            <w:bookmarkStart w:id="30" w:name="应聘岗位陈述"/>
+            <w:bookmarkEnd w:id="30"/>
           </w:p>
           <w:p>
             <w:pPr>
@@ -2761,7 +2994,7 @@
     </w:p>
     <w:tbl>
       <w:tblPr>
-        <w:tblStyle w:val="10"/>
+        <w:tblStyle w:val="11"/>
         <w:tblpPr w:leftFromText="180" w:rightFromText="180" w:vertAnchor="page" w:horzAnchor="margin" w:tblpY="1441"/>
         <w:tblW w:w="9606" w:type="dxa"/>
         <w:tblInd w:w="0" w:type="dxa"/>
@@ -5499,7 +5732,7 @@
     </w:p>
     <w:tbl>
       <w:tblPr>
-        <w:tblStyle w:val="10"/>
+        <w:tblStyle w:val="11"/>
         <w:tblW w:w="4994" w:type="pct"/>
         <w:tblInd w:w="108" w:type="dxa"/>
         <w:tblLayout w:type="autofit"/>
@@ -5519,14 +5752,6 @@
         <w:gridCol w:w="1568"/>
       </w:tblGrid>
       <w:tr>
-        <w:tblPrEx>
-          <w:tblCellMar>
-            <w:top w:w="0" w:type="dxa"/>
-            <w:left w:w="108" w:type="dxa"/>
-            <w:bottom w:w="0" w:type="dxa"/>
-            <w:right w:w="108" w:type="dxa"/>
-          </w:tblCellMar>
-        </w:tblPrEx>
         <w:trPr>
           <w:trHeight w:val="510" w:hRule="atLeast"/>
         </w:trPr>
@@ -6477,36 +6702,36 @@
       <w:pStyle w:val="7"/>
       <w:framePr w:wrap="around" w:vAnchor="text" w:hAnchor="margin" w:xAlign="center" w:y="1"/>
       <w:rPr>
-        <w:rStyle w:val="13"/>
+        <w:rStyle w:val="14"/>
       </w:rPr>
     </w:pPr>
     <w:r>
       <w:rPr>
-        <w:rStyle w:val="13"/>
+        <w:rStyle w:val="14"/>
       </w:rPr>
       <w:fldChar w:fldCharType="begin"/>
     </w:r>
     <w:r>
       <w:rPr>
-        <w:rStyle w:val="13"/>
+        <w:rStyle w:val="14"/>
       </w:rPr>
       <w:instrText xml:space="preserve">PAGE  </w:instrText>
     </w:r>
     <w:r>
       <w:rPr>
-        <w:rStyle w:val="13"/>
+        <w:rStyle w:val="14"/>
       </w:rPr>
       <w:fldChar w:fldCharType="separate"/>
     </w:r>
     <w:r>
       <w:rPr>
-        <w:rStyle w:val="13"/>
+        <w:rStyle w:val="14"/>
       </w:rPr>
       <w:t>2</w:t>
     </w:r>
     <w:r>
       <w:rPr>
-        <w:rStyle w:val="13"/>
+        <w:rStyle w:val="14"/>
       </w:rPr>
       <w:fldChar w:fldCharType="end"/>
     </w:r>
@@ -6524,7 +6749,7 @@
   <w:docDefaults>
     <w:rPrDefault>
       <w:rPr>
-        <w:rFonts w:asciiTheme="minorHAnsi" w:hAnsiTheme="minorHAnsi" w:eastAsiaTheme="minorEastAsia" w:cstheme="minorBidi"/>
+        <w:rFonts w:ascii="Times New Roman" w:hAnsi="Times New Roman" w:eastAsia="宋体" w:cs="Times New Roman"/>
       </w:rPr>
     </w:rPrDefault>
     <w:pPrDefault/>
@@ -6801,7 +7026,7 @@
     <w:name w:val="heading 2"/>
     <w:basedOn w:val="1"/>
     <w:next w:val="1"/>
-    <w:link w:val="18"/>
+    <w:link w:val="19"/>
     <w:unhideWhenUsed/>
     <w:qFormat/>
     <w:uiPriority w:val="9"/>
@@ -6823,7 +7048,7 @@
     <w:name w:val="heading 3"/>
     <w:basedOn w:val="1"/>
     <w:next w:val="1"/>
-    <w:link w:val="20"/>
+    <w:link w:val="21"/>
     <w:semiHidden/>
     <w:unhideWhenUsed/>
     <w:qFormat/>
@@ -6842,14 +7067,14 @@
       <w:szCs w:val="32"/>
     </w:rPr>
   </w:style>
-  <w:style w:type="character" w:default="1" w:styleId="12">
+  <w:style w:type="character" w:default="1" w:styleId="13">
     <w:name w:val="Default Paragraph Font"/>
     <w:semiHidden/>
     <w:unhideWhenUsed/>
     <w:qFormat/>
     <w:uiPriority w:val="1"/>
   </w:style>
-  <w:style w:type="table" w:default="1" w:styleId="10">
+  <w:style w:type="table" w:default="1" w:styleId="11">
     <w:name w:val="Normal Table"/>
     <w:autoRedefine/>
     <w:semiHidden/>
@@ -6897,7 +7122,7 @@
   <w:style w:type="paragraph" w:styleId="6">
     <w:name w:val="Balloon Text"/>
     <w:basedOn w:val="1"/>
-    <w:link w:val="21"/>
+    <w:link w:val="22"/>
     <w:autoRedefine/>
     <w:semiHidden/>
     <w:unhideWhenUsed/>
@@ -6911,7 +7136,7 @@
   <w:style w:type="paragraph" w:styleId="7">
     <w:name w:val="footer"/>
     <w:basedOn w:val="1"/>
-    <w:link w:val="17"/>
+    <w:link w:val="18"/>
     <w:autoRedefine/>
     <w:unhideWhenUsed/>
     <w:qFormat/>
@@ -6932,7 +7157,7 @@
   <w:style w:type="paragraph" w:styleId="8">
     <w:name w:val="header"/>
     <w:basedOn w:val="1"/>
-    <w:link w:val="16"/>
+    <w:link w:val="17"/>
     <w:autoRedefine/>
     <w:unhideWhenUsed/>
     <w:qFormat/>
@@ -6954,10 +7179,45 @@
     </w:rPr>
   </w:style>
   <w:style w:type="paragraph" w:styleId="9">
+    <w:name w:val="HTML Preformatted"/>
+    <w:basedOn w:val="1"/>
+    <w:semiHidden/>
+    <w:unhideWhenUsed/>
+    <w:uiPriority w:val="99"/>
+    <w:pPr>
+      <w:tabs>
+        <w:tab w:val="left" w:pos="916"/>
+        <w:tab w:val="left" w:pos="1832"/>
+        <w:tab w:val="left" w:pos="2748"/>
+        <w:tab w:val="left" w:pos="3664"/>
+        <w:tab w:val="left" w:pos="4580"/>
+        <w:tab w:val="left" w:pos="5496"/>
+        <w:tab w:val="left" w:pos="6412"/>
+        <w:tab w:val="left" w:pos="7328"/>
+        <w:tab w:val="left" w:pos="8244"/>
+        <w:tab w:val="left" w:pos="9160"/>
+        <w:tab w:val="left" w:pos="10076"/>
+        <w:tab w:val="left" w:pos="10992"/>
+        <w:tab w:val="left" w:pos="11908"/>
+        <w:tab w:val="left" w:pos="12824"/>
+        <w:tab w:val="left" w:pos="13740"/>
+        <w:tab w:val="left" w:pos="14656"/>
+      </w:tabs>
+      <w:jc w:val="left"/>
+    </w:pPr>
+    <w:rPr>
+      <w:rFonts w:hint="eastAsia" w:ascii="宋体" w:hAnsi="宋体" w:eastAsia="宋体" w:cs="宋体"/>
+      <w:kern w:val="0"/>
+      <w:sz w:val="24"/>
+      <w:szCs w:val="24"/>
+      <w:lang w:val="en-US" w:eastAsia="zh-CN" w:bidi="ar"/>
+    </w:rPr>
+  </w:style>
+  <w:style w:type="paragraph" w:styleId="10">
     <w:name w:val="Title"/>
     <w:basedOn w:val="1"/>
     <w:next w:val="1"/>
-    <w:link w:val="19"/>
+    <w:link w:val="20"/>
     <w:autoRedefine/>
     <w:qFormat/>
     <w:uiPriority w:val="10"/>
@@ -6974,9 +7234,9 @@
       <w:szCs w:val="32"/>
     </w:rPr>
   </w:style>
-  <w:style w:type="table" w:styleId="11">
+  <w:style w:type="table" w:styleId="12">
     <w:name w:val="Table Grid"/>
-    <w:basedOn w:val="10"/>
+    <w:basedOn w:val="11"/>
     <w:autoRedefine/>
     <w:qFormat/>
     <w:uiPriority w:val="39"/>
@@ -6991,13 +7251,13 @@
       </w:tblBorders>
     </w:tblPr>
   </w:style>
-  <w:style w:type="character" w:styleId="13">
+  <w:style w:type="character" w:styleId="14">
     <w:name w:val="page number"/>
-    <w:basedOn w:val="12"/>
+    <w:basedOn w:val="13"/>
     <w:qFormat/>
     <w:uiPriority w:val="0"/>
   </w:style>
-  <w:style w:type="character" w:styleId="14">
+  <w:style w:type="character" w:styleId="15">
     <w:name w:val="Hyperlink"/>
     <w:qFormat/>
     <w:uiPriority w:val="0"/>
@@ -7006,7 +7266,7 @@
       <w:u w:val="none"/>
     </w:rPr>
   </w:style>
-  <w:style w:type="paragraph" w:styleId="15">
+  <w:style w:type="paragraph" w:styleId="16">
     <w:name w:val="List Paragraph"/>
     <w:basedOn w:val="1"/>
     <w:autoRedefine/>
@@ -7016,9 +7276,9 @@
       <w:ind w:firstLine="420" w:firstLineChars="200"/>
     </w:pPr>
   </w:style>
-  <w:style w:type="character" w:customStyle="1" w:styleId="16">
+  <w:style w:type="character" w:customStyle="1" w:styleId="17">
     <w:name w:val="页眉 字符"/>
-    <w:basedOn w:val="12"/>
+    <w:basedOn w:val="13"/>
     <w:link w:val="8"/>
     <w:autoRedefine/>
     <w:qFormat/>
@@ -7028,9 +7288,9 @@
       <w:szCs w:val="18"/>
     </w:rPr>
   </w:style>
-  <w:style w:type="character" w:customStyle="1" w:styleId="17">
+  <w:style w:type="character" w:customStyle="1" w:styleId="18">
     <w:name w:val="页脚 字符"/>
-    <w:basedOn w:val="12"/>
+    <w:basedOn w:val="13"/>
     <w:link w:val="7"/>
     <w:autoRedefine/>
     <w:qFormat/>
@@ -7040,9 +7300,9 @@
       <w:szCs w:val="18"/>
     </w:rPr>
   </w:style>
-  <w:style w:type="character" w:customStyle="1" w:styleId="18">
+  <w:style w:type="character" w:customStyle="1" w:styleId="19">
     <w:name w:val="标题 2 字符"/>
-    <w:basedOn w:val="12"/>
+    <w:basedOn w:val="13"/>
     <w:link w:val="2"/>
     <w:autoRedefine/>
     <w:qFormat/>
@@ -7055,10 +7315,10 @@
       <w:szCs w:val="32"/>
     </w:rPr>
   </w:style>
-  <w:style w:type="character" w:customStyle="1" w:styleId="19">
+  <w:style w:type="character" w:customStyle="1" w:styleId="20">
     <w:name w:val="标题 字符"/>
-    <w:basedOn w:val="12"/>
-    <w:link w:val="9"/>
+    <w:basedOn w:val="13"/>
+    <w:link w:val="10"/>
     <w:autoRedefine/>
     <w:qFormat/>
     <w:uiPriority w:val="10"/>
@@ -7070,9 +7330,9 @@
       <w:szCs w:val="32"/>
     </w:rPr>
   </w:style>
-  <w:style w:type="character" w:customStyle="1" w:styleId="20">
+  <w:style w:type="character" w:customStyle="1" w:styleId="21">
     <w:name w:val="标题 3 字符"/>
-    <w:basedOn w:val="12"/>
+    <w:basedOn w:val="13"/>
     <w:link w:val="3"/>
     <w:autoRedefine/>
     <w:semiHidden/>
@@ -7086,9 +7346,9 @@
       <w:szCs w:val="32"/>
     </w:rPr>
   </w:style>
-  <w:style w:type="character" w:customStyle="1" w:styleId="21">
+  <w:style w:type="character" w:customStyle="1" w:styleId="22">
     <w:name w:val="批注框文本 字符"/>
-    <w:basedOn w:val="12"/>
+    <w:basedOn w:val="13"/>
     <w:link w:val="6"/>
     <w:autoRedefine/>
     <w:semiHidden/>
@@ -7099,9 +7359,9 @@
       <w:szCs w:val="18"/>
     </w:rPr>
   </w:style>
-  <w:style w:type="character" w:styleId="22">
+  <w:style w:type="character" w:styleId="23">
     <w:name w:val="Placeholder Text"/>
-    <w:basedOn w:val="12"/>
+    <w:basedOn w:val="13"/>
     <w:autoRedefine/>
     <w:semiHidden/>
     <w:qFormat/>
@@ -7110,9 +7370,9 @@
       <w:color w:val="808080"/>
     </w:rPr>
   </w:style>
-  <w:style w:type="table" w:customStyle="1" w:styleId="23">
+  <w:style w:type="table" w:customStyle="1" w:styleId="24">
     <w:name w:val="Grid Table 1 Light"/>
-    <w:basedOn w:val="10"/>
+    <w:basedOn w:val="11"/>
     <w:autoRedefine/>
     <w:qFormat/>
     <w:uiPriority w:val="46"/>

--- a/jeecg-boot/jeecg-module-system/jeecg-system-start/src/main/resources/template/export_template_PT.docx
+++ b/jeecg-boot/jeecg-module-system/jeecg-system-start/src/main/resources/template/export_template_PT.docx
@@ -2,6 +2,18 @@
 <file path=word/document.xml><?xml version="1.0" encoding="utf-8"?>
 <w:document xmlns:wpc="http://schemas.microsoft.com/office/word/2010/wordprocessingCanvas" xmlns:mc="http://schemas.openxmlformats.org/markup-compatibility/2006" xmlns:o="urn:schemas-microsoft-com:office:office" xmlns:r="http://schemas.openxmlformats.org/officeDocument/2006/relationships" xmlns:m="http://schemas.openxmlformats.org/officeDocument/2006/math" xmlns:v="urn:schemas-microsoft-com:vml" xmlns:wp14="http://schemas.microsoft.com/office/word/2010/wordprocessingDrawing" xmlns:wp="http://schemas.openxmlformats.org/drawingml/2006/wordprocessingDrawing" xmlns:w="http://schemas.openxmlformats.org/wordprocessingml/2006/main" xmlns:w14="http://schemas.microsoft.com/office/word/2010/wordml" xmlns:w10="urn:schemas-microsoft-com:office:word" xmlns:w15="http://schemas.microsoft.com/office/word/2012/wordml" xmlns:wpg="http://schemas.microsoft.com/office/word/2010/wordprocessingGroup" xmlns:wpi="http://schemas.microsoft.com/office/word/2010/wordprocessingInk" xmlns:wne="http://schemas.microsoft.com/office/word/2006/wordml" xmlns:wps="http://schemas.microsoft.com/office/word/2010/wordprocessingShape" xmlns:wpsCustomData="http://www.wps.cn/officeDocument/2013/wpsCustomData" mc:Ignorable="w14 w15 wp14">
   <w:body>
+    <w:p>
+      <w:pPr>
+        <w:widowControl/>
+        <w:jc w:val="left"/>
+        <w:rPr>
+          <w:sz w:val="24"/>
+          <w:szCs w:val="24"/>
+        </w:rPr>
+      </w:pPr>
+      <w:bookmarkStart w:id="30" w:name="_GoBack"/>
+      <w:bookmarkEnd w:id="30"/>
+    </w:p>
     <w:p>
       <w:pPr>
         <w:spacing w:after="240"/>
@@ -48,7 +60,7 @@
           <w:szCs w:val="24"/>
           <w:u w:val="single"/>
         </w:rPr>
-        <w:t>___</w:t>
+        <w:t>____</w:t>
       </w:r>
       <w:bookmarkStart w:id="0" w:name="应聘部门"/>
       <w:bookmarkEnd w:id="0"/>
@@ -61,7 +73,7 @@
           <w:szCs w:val="24"/>
           <w:u w:val="single"/>
         </w:rPr>
-        <w:t>_____　</w:t>
+        <w:t>____　</w:t>
       </w:r>
       <w:r>
         <w:rPr>
@@ -79,10 +91,8 @@
           <w:sz w:val="28"/>
           <w:szCs w:val="28"/>
         </w:rPr>
-        <w:t>：__</w:t>
+        <w:t>：____</w:t>
       </w:r>
-      <w:bookmarkStart w:id="31" w:name="_GoBack"/>
-      <w:bookmarkEnd w:id="31"/>
       <w:bookmarkStart w:id="1" w:name="应聘岗位名称"/>
       <w:bookmarkEnd w:id="1"/>
       <w:r>
@@ -91,12 +101,12 @@
           <w:sz w:val="28"/>
           <w:szCs w:val="28"/>
         </w:rPr>
-        <w:t>________　</w:t>
+        <w:t>_____</w:t>
       </w:r>
     </w:p>
     <w:tbl>
       <w:tblPr>
-        <w:tblStyle w:val="11"/>
+        <w:tblStyle w:val="10"/>
         <w:tblW w:w="9605" w:type="dxa"/>
         <w:tblInd w:w="0" w:type="dxa"/>
         <w:tblBorders>
@@ -200,22 +210,12 @@
               <w:ind w:left="-105" w:leftChars="-50" w:right="-105" w:rightChars="-50"/>
               <w:jc w:val="center"/>
               <w:rPr>
-                <w:rFonts w:hint="eastAsia" w:ascii="仿宋" w:hAnsi="仿宋" w:eastAsia="仿宋"/>
-                <w:sz w:val="24"/>
-                <w:szCs w:val="24"/>
-                <w:lang w:val="en-US" w:eastAsia="zh-CN"/>
+                <w:rFonts w:ascii="仿宋" w:hAnsi="仿宋" w:eastAsia="仿宋"/>
+                <w:sz w:val="24"/>
+                <w:szCs w:val="24"/>
               </w:rPr>
             </w:pPr>
             <w:bookmarkStart w:id="2" w:name="姓名"/>
-            <w:r>
-              <w:rPr>
-                <w:rFonts w:hint="eastAsia" w:ascii="仿宋" w:hAnsi="仿宋" w:eastAsia="仿宋"/>
-                <w:sz w:val="24"/>
-                <w:szCs w:val="24"/>
-                <w:lang w:val="en-US" w:eastAsia="zh-CN"/>
-              </w:rPr>
-              <w:t>姓名</w:t>
-            </w:r>
             <w:bookmarkEnd w:id="2"/>
           </w:p>
         </w:tc>
@@ -256,22 +256,12 @@
               <w:ind w:left="-105" w:leftChars="-50" w:right="-105" w:rightChars="-50"/>
               <w:jc w:val="center"/>
               <w:rPr>
-                <w:rFonts w:hint="eastAsia" w:ascii="仿宋" w:hAnsi="仿宋" w:eastAsia="仿宋"/>
-                <w:sz w:val="24"/>
-                <w:szCs w:val="24"/>
-                <w:lang w:val="en-US" w:eastAsia="zh-CN"/>
+                <w:rFonts w:ascii="仿宋" w:hAnsi="仿宋" w:eastAsia="仿宋"/>
+                <w:sz w:val="24"/>
+                <w:szCs w:val="24"/>
               </w:rPr>
             </w:pPr>
             <w:bookmarkStart w:id="3" w:name="性别"/>
-            <w:r>
-              <w:rPr>
-                <w:rFonts w:hint="eastAsia" w:ascii="仿宋" w:hAnsi="仿宋" w:eastAsia="仿宋"/>
-                <w:sz w:val="24"/>
-                <w:szCs w:val="24"/>
-                <w:lang w:val="en-US" w:eastAsia="zh-CN"/>
-              </w:rPr>
-              <w:t>性别</w:t>
-            </w:r>
             <w:bookmarkEnd w:id="3"/>
           </w:p>
         </w:tc>
@@ -313,22 +303,12 @@
               <w:ind w:left="-105" w:leftChars="-50" w:right="-105" w:rightChars="-50"/>
               <w:jc w:val="center"/>
               <w:rPr>
-                <w:rFonts w:hint="eastAsia" w:ascii="仿宋" w:hAnsi="仿宋" w:eastAsia="仿宋"/>
-                <w:sz w:val="24"/>
-                <w:szCs w:val="24"/>
-                <w:lang w:val="en-US" w:eastAsia="zh-CN"/>
+                <w:rFonts w:ascii="仿宋" w:hAnsi="仿宋" w:eastAsia="仿宋"/>
+                <w:sz w:val="24"/>
+                <w:szCs w:val="24"/>
               </w:rPr>
             </w:pPr>
             <w:bookmarkStart w:id="4" w:name="籍贯"/>
-            <w:r>
-              <w:rPr>
-                <w:rFonts w:hint="eastAsia" w:ascii="仿宋" w:hAnsi="仿宋" w:eastAsia="仿宋"/>
-                <w:sz w:val="24"/>
-                <w:szCs w:val="24"/>
-                <w:lang w:val="en-US" w:eastAsia="zh-CN"/>
-              </w:rPr>
-              <w:t>籍贯</w:t>
-            </w:r>
             <w:bookmarkEnd w:id="4"/>
           </w:p>
         </w:tc>
@@ -460,16 +440,6 @@
               </w:rPr>
             </w:pPr>
             <w:bookmarkStart w:id="5" w:name="出生年月"/>
-            <w:r>
-              <w:rPr>
-                <w:rFonts w:hint="eastAsia" w:ascii="仿宋" w:hAnsi="仿宋" w:eastAsia="仿宋"/>
-                <w:bCs/>
-                <w:color w:val="000000"/>
-                <w:sz w:val="24"/>
-                <w:szCs w:val="24"/>
-              </w:rPr>
-              <w:t>出生年月</w:t>
-            </w:r>
             <w:bookmarkEnd w:id="5"/>
           </w:p>
         </w:tc>
@@ -528,16 +498,6 @@
               </w:rPr>
             </w:pPr>
             <w:bookmarkStart w:id="6" w:name="民族"/>
-            <w:r>
-              <w:rPr>
-                <w:rFonts w:hint="eastAsia" w:ascii="仿宋" w:hAnsi="仿宋" w:eastAsia="仿宋"/>
-                <w:bCs/>
-                <w:color w:val="000000"/>
-                <w:sz w:val="24"/>
-                <w:szCs w:val="24"/>
-              </w:rPr>
-              <w:t>民族</w:t>
-            </w:r>
             <w:bookmarkEnd w:id="6"/>
           </w:p>
         </w:tc>
@@ -593,14 +553,6 @@
               </w:rPr>
             </w:pPr>
             <w:bookmarkStart w:id="7" w:name="身份证号"/>
-            <w:r>
-              <w:rPr>
-                <w:rFonts w:hint="eastAsia" w:ascii="仿宋" w:hAnsi="仿宋" w:eastAsia="仿宋"/>
-                <w:sz w:val="24"/>
-                <w:szCs w:val="24"/>
-              </w:rPr>
-              <w:t>身份证号</w:t>
-            </w:r>
             <w:bookmarkEnd w:id="7"/>
           </w:p>
         </w:tc>
@@ -695,14 +647,6 @@
               </w:rPr>
             </w:pPr>
             <w:bookmarkStart w:id="8" w:name="政治面貌"/>
-            <w:r>
-              <w:rPr>
-                <w:rFonts w:hint="eastAsia" w:ascii="仿宋" w:hAnsi="仿宋" w:eastAsia="仿宋"/>
-                <w:sz w:val="18"/>
-                <w:szCs w:val="18"/>
-              </w:rPr>
-              <w:t>政治面貌</w:t>
-            </w:r>
             <w:bookmarkEnd w:id="8"/>
           </w:p>
         </w:tc>
@@ -753,14 +697,6 @@
               </w:rPr>
             </w:pPr>
             <w:bookmarkStart w:id="9" w:name="户口所在地"/>
-            <w:r>
-              <w:rPr>
-                <w:rFonts w:hint="eastAsia" w:ascii="仿宋" w:hAnsi="仿宋" w:eastAsia="仿宋"/>
-                <w:sz w:val="24"/>
-                <w:szCs w:val="24"/>
-              </w:rPr>
-              <w:t>户口所在地</w:t>
-            </w:r>
             <w:bookmarkEnd w:id="9"/>
           </w:p>
         </w:tc>
@@ -860,16 +796,6 @@
               </w:rPr>
             </w:pPr>
             <w:bookmarkStart w:id="10" w:name="是否应届毕业生"/>
-            <w:r>
-              <w:rPr>
-                <w:rFonts w:hint="eastAsia" w:ascii="仿宋" w:hAnsi="仿宋" w:eastAsia="仿宋"/>
-                <w:bCs/>
-                <w:color w:val="000000"/>
-                <w:sz w:val="24"/>
-                <w:szCs w:val="24"/>
-              </w:rPr>
-              <w:t>是否应届毕业生</w:t>
-            </w:r>
             <w:bookmarkEnd w:id="10"/>
           </w:p>
         </w:tc>
@@ -922,14 +848,6 @@
               </w:rPr>
             </w:pPr>
             <w:bookmarkStart w:id="11" w:name="是否统招统分"/>
-            <w:r>
-              <w:rPr>
-                <w:rFonts w:hint="eastAsia" w:ascii="仿宋" w:hAnsi="仿宋" w:eastAsia="仿宋"/>
-                <w:sz w:val="24"/>
-                <w:szCs w:val="24"/>
-              </w:rPr>
-              <w:t>是否统招统分</w:t>
-            </w:r>
             <w:bookmarkEnd w:id="11"/>
           </w:p>
         </w:tc>
@@ -1027,16 +945,6 @@
               </w:rPr>
             </w:pPr>
             <w:bookmarkStart w:id="12" w:name="毕业院校"/>
-            <w:r>
-              <w:rPr>
-                <w:rFonts w:hint="eastAsia" w:ascii="仿宋" w:hAnsi="仿宋" w:eastAsia="仿宋"/>
-                <w:bCs/>
-                <w:color w:val="000000"/>
-                <w:sz w:val="24"/>
-                <w:szCs w:val="24"/>
-              </w:rPr>
-              <w:t>毕业院校</w:t>
-            </w:r>
             <w:bookmarkEnd w:id="12"/>
           </w:p>
         </w:tc>
@@ -1089,14 +997,6 @@
               </w:rPr>
             </w:pPr>
             <w:bookmarkStart w:id="13" w:name="学历"/>
-            <w:r>
-              <w:rPr>
-                <w:rFonts w:hint="eastAsia" w:ascii="仿宋" w:hAnsi="仿宋" w:eastAsia="仿宋"/>
-                <w:sz w:val="24"/>
-                <w:szCs w:val="24"/>
-              </w:rPr>
-              <w:t>学历</w:t>
-            </w:r>
             <w:bookmarkEnd w:id="13"/>
           </w:p>
         </w:tc>
@@ -1144,14 +1044,6 @@
               </w:rPr>
             </w:pPr>
             <w:bookmarkStart w:id="14" w:name="学位"/>
-            <w:r>
-              <w:rPr>
-                <w:rFonts w:hint="eastAsia" w:ascii="仿宋" w:hAnsi="仿宋" w:eastAsia="仿宋"/>
-                <w:sz w:val="24"/>
-                <w:szCs w:val="24"/>
-              </w:rPr>
-              <w:t>学位</w:t>
-            </w:r>
             <w:bookmarkEnd w:id="14"/>
           </w:p>
         </w:tc>
@@ -1219,14 +1111,6 @@
               </w:rPr>
             </w:pPr>
             <w:bookmarkStart w:id="15" w:name="专业"/>
-            <w:r>
-              <w:rPr>
-                <w:rFonts w:hint="eastAsia" w:ascii="仿宋" w:hAnsi="仿宋" w:eastAsia="仿宋"/>
-                <w:sz w:val="24"/>
-                <w:szCs w:val="24"/>
-              </w:rPr>
-              <w:t>专业</w:t>
-            </w:r>
             <w:bookmarkEnd w:id="15"/>
           </w:p>
         </w:tc>
@@ -1275,14 +1159,6 @@
               </w:rPr>
             </w:pPr>
             <w:bookmarkStart w:id="16" w:name="毕业时间"/>
-            <w:r>
-              <w:rPr>
-                <w:rFonts w:hint="eastAsia" w:ascii="仿宋" w:hAnsi="仿宋" w:eastAsia="仿宋"/>
-                <w:sz w:val="24"/>
-                <w:szCs w:val="24"/>
-              </w:rPr>
-              <w:t>毕业时间</w:t>
-            </w:r>
             <w:bookmarkEnd w:id="16"/>
           </w:p>
         </w:tc>
@@ -1331,14 +1207,6 @@
               </w:rPr>
             </w:pPr>
             <w:bookmarkStart w:id="17" w:name="参加工作时间"/>
-            <w:r>
-              <w:rPr>
-                <w:rFonts w:hint="eastAsia" w:ascii="仿宋" w:hAnsi="仿宋" w:eastAsia="仿宋"/>
-                <w:sz w:val="24"/>
-                <w:szCs w:val="24"/>
-              </w:rPr>
-              <w:t>参加工作时间</w:t>
-            </w:r>
             <w:bookmarkEnd w:id="17"/>
           </w:p>
         </w:tc>
@@ -1418,16 +1286,6 @@
               </w:rPr>
             </w:pPr>
             <w:bookmarkStart w:id="18" w:name="目前工作单位"/>
-            <w:r>
-              <w:rPr>
-                <w:rFonts w:hint="eastAsia" w:ascii="仿宋" w:hAnsi="仿宋" w:eastAsia="仿宋"/>
-                <w:bCs/>
-                <w:color w:val="000000"/>
-                <w:sz w:val="24"/>
-                <w:szCs w:val="24"/>
-              </w:rPr>
-              <w:t>目前工作单位</w:t>
-            </w:r>
             <w:bookmarkEnd w:id="18"/>
             <w:r>
               <w:rPr>
@@ -1496,16 +1354,6 @@
               </w:rPr>
             </w:pPr>
             <w:bookmarkStart w:id="19" w:name="档案所在单位"/>
-            <w:r>
-              <w:rPr>
-                <w:rFonts w:hint="eastAsia" w:ascii="仿宋" w:hAnsi="仿宋" w:eastAsia="仿宋"/>
-                <w:bCs/>
-                <w:color w:val="000000"/>
-                <w:sz w:val="24"/>
-                <w:szCs w:val="24"/>
-              </w:rPr>
-              <w:t>档案所在单位</w:t>
-            </w:r>
             <w:bookmarkEnd w:id="19"/>
           </w:p>
         </w:tc>
@@ -1605,32 +1453,10 @@
                 <w:sz w:val="24"/>
                 <w:szCs w:val="24"/>
               </w:rPr>
-              <w:t>　　　</w:t>
-            </w:r>
-            <w:bookmarkStart w:id="20" w:name="任职时间年"/>
+              <w:t>　　　　</w:t>
+            </w:r>
+            <w:bookmarkStart w:id="20" w:name="任职时间"/>
             <w:bookmarkEnd w:id="20"/>
-            <w:r>
-              <w:rPr>
-                <w:rFonts w:hint="eastAsia" w:ascii="仿宋" w:hAnsi="仿宋" w:eastAsia="仿宋"/>
-                <w:bCs/>
-                <w:color w:val="000000"/>
-                <w:sz w:val="24"/>
-                <w:szCs w:val="24"/>
-              </w:rPr>
-              <w:t>　年　</w:t>
-            </w:r>
-            <w:bookmarkStart w:id="21" w:name="任职时间月"/>
-            <w:bookmarkEnd w:id="21"/>
-            <w:r>
-              <w:rPr>
-                <w:rFonts w:hint="eastAsia" w:ascii="仿宋" w:hAnsi="仿宋" w:eastAsia="仿宋"/>
-                <w:bCs/>
-                <w:color w:val="000000"/>
-                <w:sz w:val="24"/>
-                <w:szCs w:val="24"/>
-              </w:rPr>
-              <w:t>月</w:t>
-            </w:r>
           </w:p>
         </w:tc>
         <w:tc>
@@ -1725,26 +1551,8 @@
               </w:rPr>
               <w:t>　　　　　　</w:t>
             </w:r>
-            <w:bookmarkStart w:id="22" w:name="聘任时间年"/>
-            <w:bookmarkEnd w:id="22"/>
-            <w:r>
-              <w:rPr>
-                <w:rFonts w:hint="eastAsia" w:ascii="仿宋" w:hAnsi="仿宋" w:eastAsia="仿宋"/>
-                <w:sz w:val="24"/>
-                <w:szCs w:val="24"/>
-              </w:rPr>
-              <w:t>年　</w:t>
-            </w:r>
-            <w:bookmarkStart w:id="23" w:name="聘任时间月"/>
-            <w:bookmarkEnd w:id="23"/>
-            <w:r>
-              <w:rPr>
-                <w:rFonts w:hint="eastAsia" w:ascii="仿宋" w:hAnsi="仿宋" w:eastAsia="仿宋"/>
-                <w:sz w:val="24"/>
-                <w:szCs w:val="24"/>
-              </w:rPr>
-              <w:t>月</w:t>
-            </w:r>
+            <w:bookmarkStart w:id="21" w:name="聘任时间"/>
+            <w:bookmarkEnd w:id="21"/>
           </w:p>
         </w:tc>
       </w:tr>
@@ -1818,7 +1626,34 @@
                 <w:sz w:val="24"/>
                 <w:szCs w:val="24"/>
               </w:rPr>
-              <w:t xml:space="preserve">□无              □有，姓名 </w:t>
+              <w:t xml:space="preserve">□无    </w:t>
+            </w:r>
+            <w:bookmarkStart w:id="22" w:name="与本所职工关系"/>
+            <w:bookmarkEnd w:id="22"/>
+            <w:r>
+              <w:rPr>
+                <w:rFonts w:hint="eastAsia" w:eastAsia="仿宋_GB2312"/>
+                <w:sz w:val="24"/>
+                <w:szCs w:val="24"/>
+              </w:rPr>
+              <w:t xml:space="preserve">          </w:t>
+            </w:r>
+            <w:r>
+              <w:rPr>
+                <w:rFonts w:hint="eastAsia" w:eastAsia="仿宋_GB2312"/>
+                <w:sz w:val="24"/>
+                <w:szCs w:val="24"/>
+                <w:lang w:eastAsia="zh-CN"/>
+              </w:rPr>
+              <w:t>□</w:t>
+            </w:r>
+            <w:r>
+              <w:rPr>
+                <w:rFonts w:hint="eastAsia" w:eastAsia="仿宋_GB2312"/>
+                <w:sz w:val="24"/>
+                <w:szCs w:val="24"/>
+              </w:rPr>
+              <w:t xml:space="preserve">有，姓名 </w:t>
             </w:r>
             <w:r>
               <w:rPr>
@@ -1894,6 +1729,8 @@
                 <w:szCs w:val="24"/>
               </w:rPr>
             </w:pPr>
+            <w:bookmarkStart w:id="23" w:name="电子邮箱"/>
+            <w:bookmarkEnd w:id="23"/>
           </w:p>
         </w:tc>
         <w:tc>
@@ -1938,6 +1775,8 @@
                 <w:szCs w:val="24"/>
               </w:rPr>
             </w:pPr>
+            <w:bookmarkStart w:id="24" w:name="联系电话"/>
+            <w:bookmarkEnd w:id="24"/>
           </w:p>
         </w:tc>
       </w:tr>
@@ -2046,8 +1885,6 @@
                 <w:szCs w:val="24"/>
               </w:rPr>
             </w:pPr>
-            <w:bookmarkStart w:id="24" w:name="学习经历"/>
-            <w:bookmarkEnd w:id="24"/>
           </w:p>
           <w:p>
             <w:pPr>
@@ -2199,8 +2036,6 @@
                 <w:szCs w:val="24"/>
               </w:rPr>
             </w:pPr>
-            <w:bookmarkStart w:id="25" w:name="工作主要业绩"/>
-            <w:bookmarkEnd w:id="25"/>
           </w:p>
           <w:p>
             <w:pPr>
@@ -2335,8 +2170,8 @@
                 <w:szCs w:val="21"/>
               </w:rPr>
             </w:pPr>
-            <w:bookmarkStart w:id="26" w:name="研究方向与专长"/>
-            <w:bookmarkEnd w:id="26"/>
+            <w:bookmarkStart w:id="25" w:name="研究方向与专长"/>
+            <w:bookmarkEnd w:id="25"/>
           </w:p>
         </w:tc>
       </w:tr>
@@ -2396,8 +2231,8 @@
                 <w:sz w:val="24"/>
               </w:rPr>
             </w:pPr>
-            <w:bookmarkStart w:id="27" w:name="承担科研管理工作情况"/>
-            <w:bookmarkEnd w:id="27"/>
+            <w:bookmarkStart w:id="26" w:name="承担科研管理工作情况"/>
+            <w:bookmarkEnd w:id="26"/>
           </w:p>
           <w:p>
             <w:pPr>
@@ -2518,8 +2353,8 @@
                 <w:szCs w:val="21"/>
               </w:rPr>
             </w:pPr>
-            <w:bookmarkStart w:id="28" w:name="获科技奖情况"/>
-            <w:bookmarkEnd w:id="28"/>
+            <w:bookmarkStart w:id="27" w:name="工作主要业绩"/>
+            <w:bookmarkEnd w:id="27"/>
           </w:p>
           <w:p>
             <w:pPr>
@@ -2629,8 +2464,8 @@
                 <w:sz w:val="24"/>
               </w:rPr>
             </w:pPr>
-            <w:bookmarkStart w:id="29" w:name="获荣誉奖情况"/>
-            <w:bookmarkEnd w:id="29"/>
+            <w:bookmarkStart w:id="28" w:name="论文专著专利"/>
+            <w:bookmarkEnd w:id="28"/>
           </w:p>
           <w:p>
             <w:pPr>
@@ -2803,8 +2638,8 @@
                 <w:sz w:val="24"/>
               </w:rPr>
             </w:pPr>
-            <w:bookmarkStart w:id="30" w:name="应聘岗位陈述"/>
-            <w:bookmarkEnd w:id="30"/>
+            <w:bookmarkStart w:id="29" w:name="应聘岗位陈述"/>
+            <w:bookmarkEnd w:id="29"/>
           </w:p>
           <w:p>
             <w:pPr>
@@ -2994,7 +2829,7 @@
     </w:p>
     <w:tbl>
       <w:tblPr>
-        <w:tblStyle w:val="11"/>
+        <w:tblStyle w:val="10"/>
         <w:tblpPr w:leftFromText="180" w:rightFromText="180" w:vertAnchor="page" w:horzAnchor="margin" w:tblpY="1441"/>
         <w:tblW w:w="9606" w:type="dxa"/>
         <w:tblInd w:w="0" w:type="dxa"/>
@@ -5732,7 +5567,7 @@
     </w:p>
     <w:tbl>
       <w:tblPr>
-        <w:tblStyle w:val="11"/>
+        <w:tblStyle w:val="10"/>
         <w:tblW w:w="4994" w:type="pct"/>
         <w:tblInd w:w="108" w:type="dxa"/>
         <w:tblLayout w:type="autofit"/>
@@ -5752,6 +5587,14 @@
         <w:gridCol w:w="1568"/>
       </w:tblGrid>
       <w:tr>
+        <w:tblPrEx>
+          <w:tblCellMar>
+            <w:top w:w="0" w:type="dxa"/>
+            <w:left w:w="108" w:type="dxa"/>
+            <w:bottom w:w="0" w:type="dxa"/>
+            <w:right w:w="108" w:type="dxa"/>
+          </w:tblCellMar>
+        </w:tblPrEx>
         <w:trPr>
           <w:trHeight w:val="510" w:hRule="atLeast"/>
         </w:trPr>
@@ -6665,12 +6508,6 @@
     </w:tbl>
     <w:p/>
     <w:p>
-      <w:pPr>
-        <w:rPr>
-          <w:sz w:val="24"/>
-          <w:szCs w:val="24"/>
-        </w:rPr>
-      </w:pPr>
       <w:r>
         <w:t>本表</w:t>
       </w:r>
@@ -6702,36 +6539,36 @@
       <w:pStyle w:val="7"/>
       <w:framePr w:wrap="around" w:vAnchor="text" w:hAnchor="margin" w:xAlign="center" w:y="1"/>
       <w:rPr>
-        <w:rStyle w:val="14"/>
+        <w:rStyle w:val="13"/>
       </w:rPr>
     </w:pPr>
     <w:r>
       <w:rPr>
-        <w:rStyle w:val="14"/>
+        <w:rStyle w:val="13"/>
       </w:rPr>
       <w:fldChar w:fldCharType="begin"/>
     </w:r>
     <w:r>
       <w:rPr>
-        <w:rStyle w:val="14"/>
+        <w:rStyle w:val="13"/>
       </w:rPr>
       <w:instrText xml:space="preserve">PAGE  </w:instrText>
     </w:r>
     <w:r>
       <w:rPr>
-        <w:rStyle w:val="14"/>
+        <w:rStyle w:val="13"/>
       </w:rPr>
       <w:fldChar w:fldCharType="separate"/>
     </w:r>
     <w:r>
       <w:rPr>
-        <w:rStyle w:val="14"/>
+        <w:rStyle w:val="13"/>
       </w:rPr>
       <w:t>2</w:t>
     </w:r>
     <w:r>
       <w:rPr>
-        <w:rStyle w:val="14"/>
+        <w:rStyle w:val="13"/>
       </w:rPr>
       <w:fldChar w:fldCharType="end"/>
     </w:r>
@@ -7026,7 +6863,7 @@
     <w:name w:val="heading 2"/>
     <w:basedOn w:val="1"/>
     <w:next w:val="1"/>
-    <w:link w:val="19"/>
+    <w:link w:val="18"/>
     <w:unhideWhenUsed/>
     <w:qFormat/>
     <w:uiPriority w:val="9"/>
@@ -7048,7 +6885,7 @@
     <w:name w:val="heading 3"/>
     <w:basedOn w:val="1"/>
     <w:next w:val="1"/>
-    <w:link w:val="21"/>
+    <w:link w:val="20"/>
     <w:semiHidden/>
     <w:unhideWhenUsed/>
     <w:qFormat/>
@@ -7067,14 +6904,14 @@
       <w:szCs w:val="32"/>
     </w:rPr>
   </w:style>
-  <w:style w:type="character" w:default="1" w:styleId="13">
+  <w:style w:type="character" w:default="1" w:styleId="12">
     <w:name w:val="Default Paragraph Font"/>
     <w:semiHidden/>
     <w:unhideWhenUsed/>
     <w:qFormat/>
     <w:uiPriority w:val="1"/>
   </w:style>
-  <w:style w:type="table" w:default="1" w:styleId="11">
+  <w:style w:type="table" w:default="1" w:styleId="10">
     <w:name w:val="Normal Table"/>
     <w:autoRedefine/>
     <w:semiHidden/>
@@ -7122,7 +6959,7 @@
   <w:style w:type="paragraph" w:styleId="6">
     <w:name w:val="Balloon Text"/>
     <w:basedOn w:val="1"/>
-    <w:link w:val="22"/>
+    <w:link w:val="21"/>
     <w:autoRedefine/>
     <w:semiHidden/>
     <w:unhideWhenUsed/>
@@ -7136,7 +6973,7 @@
   <w:style w:type="paragraph" w:styleId="7">
     <w:name w:val="footer"/>
     <w:basedOn w:val="1"/>
-    <w:link w:val="18"/>
+    <w:link w:val="17"/>
     <w:autoRedefine/>
     <w:unhideWhenUsed/>
     <w:qFormat/>
@@ -7157,7 +6994,7 @@
   <w:style w:type="paragraph" w:styleId="8">
     <w:name w:val="header"/>
     <w:basedOn w:val="1"/>
-    <w:link w:val="17"/>
+    <w:link w:val="16"/>
     <w:autoRedefine/>
     <w:unhideWhenUsed/>
     <w:qFormat/>
@@ -7179,45 +7016,10 @@
     </w:rPr>
   </w:style>
   <w:style w:type="paragraph" w:styleId="9">
-    <w:name w:val="HTML Preformatted"/>
-    <w:basedOn w:val="1"/>
-    <w:semiHidden/>
-    <w:unhideWhenUsed/>
-    <w:uiPriority w:val="99"/>
-    <w:pPr>
-      <w:tabs>
-        <w:tab w:val="left" w:pos="916"/>
-        <w:tab w:val="left" w:pos="1832"/>
-        <w:tab w:val="left" w:pos="2748"/>
-        <w:tab w:val="left" w:pos="3664"/>
-        <w:tab w:val="left" w:pos="4580"/>
-        <w:tab w:val="left" w:pos="5496"/>
-        <w:tab w:val="left" w:pos="6412"/>
-        <w:tab w:val="left" w:pos="7328"/>
-        <w:tab w:val="left" w:pos="8244"/>
-        <w:tab w:val="left" w:pos="9160"/>
-        <w:tab w:val="left" w:pos="10076"/>
-        <w:tab w:val="left" w:pos="10992"/>
-        <w:tab w:val="left" w:pos="11908"/>
-        <w:tab w:val="left" w:pos="12824"/>
-        <w:tab w:val="left" w:pos="13740"/>
-        <w:tab w:val="left" w:pos="14656"/>
-      </w:tabs>
-      <w:jc w:val="left"/>
-    </w:pPr>
-    <w:rPr>
-      <w:rFonts w:hint="eastAsia" w:ascii="宋体" w:hAnsi="宋体" w:eastAsia="宋体" w:cs="宋体"/>
-      <w:kern w:val="0"/>
-      <w:sz w:val="24"/>
-      <w:szCs w:val="24"/>
-      <w:lang w:val="en-US" w:eastAsia="zh-CN" w:bidi="ar"/>
-    </w:rPr>
-  </w:style>
-  <w:style w:type="paragraph" w:styleId="10">
     <w:name w:val="Title"/>
     <w:basedOn w:val="1"/>
     <w:next w:val="1"/>
-    <w:link w:val="20"/>
+    <w:link w:val="19"/>
     <w:autoRedefine/>
     <w:qFormat/>
     <w:uiPriority w:val="10"/>
@@ -7234,9 +7036,9 @@
       <w:szCs w:val="32"/>
     </w:rPr>
   </w:style>
-  <w:style w:type="table" w:styleId="12">
+  <w:style w:type="table" w:styleId="11">
     <w:name w:val="Table Grid"/>
-    <w:basedOn w:val="11"/>
+    <w:basedOn w:val="10"/>
     <w:autoRedefine/>
     <w:qFormat/>
     <w:uiPriority w:val="39"/>
@@ -7251,13 +7053,13 @@
       </w:tblBorders>
     </w:tblPr>
   </w:style>
-  <w:style w:type="character" w:styleId="14">
+  <w:style w:type="character" w:styleId="13">
     <w:name w:val="page number"/>
-    <w:basedOn w:val="13"/>
+    <w:basedOn w:val="12"/>
     <w:qFormat/>
     <w:uiPriority w:val="0"/>
   </w:style>
-  <w:style w:type="character" w:styleId="15">
+  <w:style w:type="character" w:styleId="14">
     <w:name w:val="Hyperlink"/>
     <w:qFormat/>
     <w:uiPriority w:val="0"/>
@@ -7266,7 +7068,7 @@
       <w:u w:val="none"/>
     </w:rPr>
   </w:style>
-  <w:style w:type="paragraph" w:styleId="16">
+  <w:style w:type="paragraph" w:styleId="15">
     <w:name w:val="List Paragraph"/>
     <w:basedOn w:val="1"/>
     <w:autoRedefine/>
@@ -7276,9 +7078,9 @@
       <w:ind w:firstLine="420" w:firstLineChars="200"/>
     </w:pPr>
   </w:style>
-  <w:style w:type="character" w:customStyle="1" w:styleId="17">
+  <w:style w:type="character" w:customStyle="1" w:styleId="16">
     <w:name w:val="页眉 字符"/>
-    <w:basedOn w:val="13"/>
+    <w:basedOn w:val="12"/>
     <w:link w:val="8"/>
     <w:autoRedefine/>
     <w:qFormat/>
@@ -7288,9 +7090,9 @@
       <w:szCs w:val="18"/>
     </w:rPr>
   </w:style>
-  <w:style w:type="character" w:customStyle="1" w:styleId="18">
+  <w:style w:type="character" w:customStyle="1" w:styleId="17">
     <w:name w:val="页脚 字符"/>
-    <w:basedOn w:val="13"/>
+    <w:basedOn w:val="12"/>
     <w:link w:val="7"/>
     <w:autoRedefine/>
     <w:qFormat/>
@@ -7300,9 +7102,9 @@
       <w:szCs w:val="18"/>
     </w:rPr>
   </w:style>
-  <w:style w:type="character" w:customStyle="1" w:styleId="19">
+  <w:style w:type="character" w:customStyle="1" w:styleId="18">
     <w:name w:val="标题 2 字符"/>
-    <w:basedOn w:val="13"/>
+    <w:basedOn w:val="12"/>
     <w:link w:val="2"/>
     <w:autoRedefine/>
     <w:qFormat/>
@@ -7315,10 +7117,10 @@
       <w:szCs w:val="32"/>
     </w:rPr>
   </w:style>
-  <w:style w:type="character" w:customStyle="1" w:styleId="20">
+  <w:style w:type="character" w:customStyle="1" w:styleId="19">
     <w:name w:val="标题 字符"/>
-    <w:basedOn w:val="13"/>
-    <w:link w:val="10"/>
+    <w:basedOn w:val="12"/>
+    <w:link w:val="9"/>
     <w:autoRedefine/>
     <w:qFormat/>
     <w:uiPriority w:val="10"/>
@@ -7330,9 +7132,9 @@
       <w:szCs w:val="32"/>
     </w:rPr>
   </w:style>
-  <w:style w:type="character" w:customStyle="1" w:styleId="21">
+  <w:style w:type="character" w:customStyle="1" w:styleId="20">
     <w:name w:val="标题 3 字符"/>
-    <w:basedOn w:val="13"/>
+    <w:basedOn w:val="12"/>
     <w:link w:val="3"/>
     <w:autoRedefine/>
     <w:semiHidden/>
@@ -7346,9 +7148,9 @@
       <w:szCs w:val="32"/>
     </w:rPr>
   </w:style>
-  <w:style w:type="character" w:customStyle="1" w:styleId="22">
+  <w:style w:type="character" w:customStyle="1" w:styleId="21">
     <w:name w:val="批注框文本 字符"/>
-    <w:basedOn w:val="13"/>
+    <w:basedOn w:val="12"/>
     <w:link w:val="6"/>
     <w:autoRedefine/>
     <w:semiHidden/>
@@ -7359,9 +7161,9 @@
       <w:szCs w:val="18"/>
     </w:rPr>
   </w:style>
-  <w:style w:type="character" w:styleId="23">
+  <w:style w:type="character" w:styleId="22">
     <w:name w:val="Placeholder Text"/>
-    <w:basedOn w:val="13"/>
+    <w:basedOn w:val="12"/>
     <w:autoRedefine/>
     <w:semiHidden/>
     <w:qFormat/>
@@ -7370,9 +7172,9 @@
       <w:color w:val="808080"/>
     </w:rPr>
   </w:style>
-  <w:style w:type="table" w:customStyle="1" w:styleId="24">
+  <w:style w:type="table" w:customStyle="1" w:styleId="23">
     <w:name w:val="Grid Table 1 Light"/>
-    <w:basedOn w:val="11"/>
+    <w:basedOn w:val="10"/>
     <w:autoRedefine/>
     <w:qFormat/>
     <w:uiPriority w:val="46"/>
